--- a/server/templates/library/waste-management-policy/template.docx
+++ b/server/templates/library/waste-management-policy/template.docx
@@ -8601,7 +8601,7 @@
               <w:szCs w:val="16"/>
               <w:rtl w:val="0"/>
             </w:rPr>
-            <w:t xml:space="preserve">The Board of Spring 2 Health Pty Ltd </w:t>
+            <w:t xml:space="preserve">The Board of {org.legal_name} </w:t>
           </w:r>
         </w:p>
       </w:tc>
@@ -9020,7 +9020,7 @@
         <w:szCs w:val="28"/>
         <w:rtl w:val="0"/>
       </w:rPr>
-      <w:t>Spring 2 Health ABN 71 665 820 986</w:t>
+      <w:t>{org.name} ABN {org.abn}</w:t>
     </w:r>
   </w:p>
   <w:p>

--- a/server/templates/library/waste-management-policy/template.docx
+++ b/server/templates/library/waste-management-policy/template.docx
@@ -8906,6 +8906,15 @@
 <w:hdr xmlns:mc="http://schemas.openxmlformats.org/markup-compatibility/2006" xmlns:o="urn:schemas-microsoft-com:office:office" xmlns:r="http://schemas.openxmlformats.org/officeDocument/2006/relationships" xmlns:m="http://schemas.openxmlformats.org/officeDocument/2006/math" xmlns:v="urn:schemas-microsoft-com:vml" xmlns:wp="http://schemas.openxmlformats.org/drawingml/2006/wordprocessingDrawing" xmlns:w10="urn:schemas-microsoft-com:office:word" xmlns:w="http://schemas.openxmlformats.org/wordprocessingml/2006/main" xmlns:wne="http://schemas.microsoft.com/office/word/2006/wordml" xmlns:sl="http://schemas.openxmlformats.org/schemaLibrary/2006/main" xmlns:a="http://schemas.openxmlformats.org/drawingml/2006/main" xmlns:pic="http://schemas.openxmlformats.org/drawingml/2006/picture" xmlns:c="http://schemas.openxmlformats.org/drawingml/2006/chart" xmlns:lc="http://schemas.openxmlformats.org/drawingml/2006/lockedCanvas" xmlns:dgm="http://schemas.openxmlformats.org/drawingml/2006/diagram" xmlns:wps="http://schemas.microsoft.com/office/word/2010/wordprocessingShape" xmlns:wpg="http://schemas.microsoft.com/office/word/2010/wordprocessingGroup" xmlns:w14="http://schemas.microsoft.com/office/word/2010/wordml" xmlns:w15="http://schemas.microsoft.com/office/word/2012/wordml">
   <w:p>
     <w:pPr>
+      <w:spacing w:before="0" w:after="80"/>
+      <w:jc w:val="left"/>
+    </w:pPr>
+    <w:r>
+      <w:t xml:space="preserve">{%org_logo}</w:t>
+    </w:r>
+  </w:p>
+  <w:p>
+    <w:pPr>
       <w:pageBreakBefore w:val="0"/>
       <w:pBdr>
         <w:top w:space="0" w:sz="0" w:val="nil"/>
@@ -8975,6 +8984,15 @@
 <w:hdr xmlns:mc="http://schemas.openxmlformats.org/markup-compatibility/2006" xmlns:o="urn:schemas-microsoft-com:office:office" xmlns:r="http://schemas.openxmlformats.org/officeDocument/2006/relationships" xmlns:m="http://schemas.openxmlformats.org/officeDocument/2006/math" xmlns:v="urn:schemas-microsoft-com:vml" xmlns:wp="http://schemas.openxmlformats.org/drawingml/2006/wordprocessingDrawing" xmlns:w10="urn:schemas-microsoft-com:office:word" xmlns:w="http://schemas.openxmlformats.org/wordprocessingml/2006/main" xmlns:wne="http://schemas.microsoft.com/office/word/2006/wordml" xmlns:sl="http://schemas.openxmlformats.org/schemaLibrary/2006/main" xmlns:a="http://schemas.openxmlformats.org/drawingml/2006/main" xmlns:pic="http://schemas.openxmlformats.org/drawingml/2006/picture" xmlns:c="http://schemas.openxmlformats.org/drawingml/2006/chart" xmlns:lc="http://schemas.openxmlformats.org/drawingml/2006/lockedCanvas" xmlns:dgm="http://schemas.openxmlformats.org/drawingml/2006/diagram" xmlns:wps="http://schemas.microsoft.com/office/word/2010/wordprocessingShape" xmlns:wpg="http://schemas.microsoft.com/office/word/2010/wordprocessingGroup" xmlns:w14="http://schemas.microsoft.com/office/word/2010/wordml" xmlns:w15="http://schemas.microsoft.com/office/word/2012/wordml">
   <w:p>
     <w:pPr>
+      <w:spacing w:before="0" w:after="80"/>
+      <w:jc w:val="left"/>
+    </w:pPr>
+    <w:r>
+      <w:t xml:space="preserve">{%org_logo}</w:t>
+    </w:r>
+  </w:p>
+  <w:p>
+    <w:pPr>
       <w:pageBreakBefore w:val="0"/>
       <w:pBdr>
         <w:top w:space="0" w:sz="0" w:val="nil"/>
@@ -9003,6 +9021,15 @@
 
 <file path=word/header3.xml><?xml version="1.0" encoding="utf-8"?>
 <w:hdr xmlns:mc="http://schemas.openxmlformats.org/markup-compatibility/2006" xmlns:o="urn:schemas-microsoft-com:office:office" xmlns:r="http://schemas.openxmlformats.org/officeDocument/2006/relationships" xmlns:m="http://schemas.openxmlformats.org/officeDocument/2006/math" xmlns:v="urn:schemas-microsoft-com:vml" xmlns:wp="http://schemas.openxmlformats.org/drawingml/2006/wordprocessingDrawing" xmlns:w10="urn:schemas-microsoft-com:office:word" xmlns:w="http://schemas.openxmlformats.org/wordprocessingml/2006/main" xmlns:wne="http://schemas.microsoft.com/office/word/2006/wordml" xmlns:sl="http://schemas.openxmlformats.org/schemaLibrary/2006/main" xmlns:a="http://schemas.openxmlformats.org/drawingml/2006/main" xmlns:pic="http://schemas.openxmlformats.org/drawingml/2006/picture" xmlns:c="http://schemas.openxmlformats.org/drawingml/2006/chart" xmlns:lc="http://schemas.openxmlformats.org/drawingml/2006/lockedCanvas" xmlns:dgm="http://schemas.openxmlformats.org/drawingml/2006/diagram" xmlns:wps="http://schemas.microsoft.com/office/word/2010/wordprocessingShape" xmlns:wpg="http://schemas.microsoft.com/office/word/2010/wordprocessingGroup" xmlns:w14="http://schemas.microsoft.com/office/word/2010/wordml" xmlns:w15="http://schemas.microsoft.com/office/word/2012/wordml">
+  <w:p>
+    <w:pPr>
+      <w:spacing w:before="0" w:after="80"/>
+      <w:jc w:val="left"/>
+    </w:pPr>
+    <w:r>
+      <w:t xml:space="preserve">{%org_logo}</w:t>
+    </w:r>
+  </w:p>
   <w:p>
     <w:pPr>
       <w:pageBreakBefore w:val="0"/>

--- a/server/templates/library/waste-management-policy/template.docx
+++ b/server/templates/library/waste-management-policy/template.docx
@@ -80,13 +80,7 @@
         <w:rPr>
           <w:rtl w:val="0"/>
         </w:rPr>
-        <w:t>) to support {org.name}</w:t>
-      </w:r>
-      <w:r>
-        <w:rPr>
-          <w:rtl w:val="0"/>
-        </w:rPr>
-        <w:t xml:space="preserve"> applying the Management of Waste NDIS Practice Standard. </w:t>
+        <w:t xml:space="preserve">) to support {org.name} applying the Management of Waste NDIS Practice Standard. </w:t>
       </w:r>
     </w:p>
     <w:p>
@@ -145,11 +139,6 @@
         </w:rPr>
         <w:t>Each participant, each worker, and any other person in the home is protected from harm as a result of exposure to waste, infectious or hazardous substances generated during the delivery of supports.</w:t>
       </w:r>
-      <w:r>
-        <w:rPr>
-          <w:rtl w:val="0"/>
-        </w:rPr>
-      </w:r>
     </w:p>
     <w:p>
       <w:pPr>
@@ -193,11 +182,6 @@
           <w:rtl w:val="0"/>
         </w:rPr>
         <w:t>In this regard, {org.name} aims to demonstrate the following quality indicators through the application of this Policy and the relevant systems, procedures, workflows and other strategies referred to in this Policy and the Related Documentation:</w:t>
-      </w:r>
-      <w:r>
-        <w:rPr>
-          <w:rtl w:val="0"/>
-        </w:rPr>
       </w:r>
     </w:p>
     <w:p>
@@ -701,7 +685,7 @@
         <w:rPr>
           <w:rtl w:val="0"/>
         </w:rPr>
-        <w:t>means the procedures which are intended to clarify the responsibilities of the board, Principal, Key Management Personnel and other Workers and make explicit the underlying principles of this Policy.</w:t>
+        <w:t>means the procedures which are intended to clarify the responsibilities of Principal, Key Management Personnel and other Workers and make explicit the underlying principles of this Policy.</w:t>
       </w:r>
     </w:p>
     <w:p>
@@ -6315,15 +6299,7 @@
                 <w:b w:val="1"/>
                 <w:rtl w:val="0"/>
               </w:rPr>
-              <w:t>Cytotoxin</w:t>
-            </w:r>
-            <w:r>
-              <w:rPr>
-                <w:rFonts w:ascii="Arial" w:cs="Arial" w:eastAsia="Arial" w:hAnsi="Arial"/>
-                <w:b w:val="1"/>
-                <w:rtl w:val="0"/>
-              </w:rPr>
-              <w:t xml:space="preserve"> Contamination</w:t>
+              <w:t xml:space="preserve">Cytotoxin Contamination</w:t>
             </w:r>
             <w:r>
               <w:rPr>
@@ -8351,7 +8327,7 @@
         <w:rPr>
           <w:rtl w:val="0"/>
         </w:rPr>
-        <w:t>The Board of {org.legal_name}</w:t>
+        <w:t>{org.signatory.name}, Director of {org.legal_name}</w:t>
       </w:r>
     </w:p>
     <w:p>

--- a/server/templates/library/waste-management-policy/template.docx
+++ b/server/templates/library/waste-management-policy/template.docx
@@ -80,7 +80,13 @@
         <w:rPr>
           <w:rtl w:val="0"/>
         </w:rPr>
-        <w:t xml:space="preserve">) to support {org.name} applying the Management of Waste NDIS Practice Standard. </w:t>
+        <w:t>) to support {org.name}</w:t>
+      </w:r>
+      <w:r>
+        <w:rPr>
+          <w:rtl w:val="0"/>
+        </w:rPr>
+        <w:t xml:space="preserve"> applying the Management of Waste NDIS Practice Standard. </w:t>
       </w:r>
     </w:p>
     <w:p>
@@ -139,6 +145,11 @@
         </w:rPr>
         <w:t>Each participant, each worker, and any other person in the home is protected from harm as a result of exposure to waste, infectious or hazardous substances generated during the delivery of supports.</w:t>
       </w:r>
+      <w:r>
+        <w:rPr>
+          <w:rtl w:val="0"/>
+        </w:rPr>
+      </w:r>
     </w:p>
     <w:p>
       <w:pPr>
@@ -182,6 +193,11 @@
           <w:rtl w:val="0"/>
         </w:rPr>
         <w:t>In this regard, {org.name} aims to demonstrate the following quality indicators through the application of this Policy and the relevant systems, procedures, workflows and other strategies referred to in this Policy and the Related Documentation:</w:t>
+      </w:r>
+      <w:r>
+        <w:rPr>
+          <w:rtl w:val="0"/>
+        </w:rPr>
       </w:r>
     </w:p>
     <w:p>
@@ -685,7 +701,7 @@
         <w:rPr>
           <w:rtl w:val="0"/>
         </w:rPr>
-        <w:t>means the procedures which are intended to clarify the responsibilities of Principal, Key Management Personnel and other Workers and make explicit the underlying principles of this Policy.</w:t>
+        <w:t>means the procedures which are intended to clarify the responsibilities of the board, Principal, Key Management Personnel and other Workers and make explicit the underlying principles of this Policy.</w:t>
       </w:r>
     </w:p>
     <w:p>
@@ -6299,7 +6315,15 @@
                 <w:b w:val="1"/>
                 <w:rtl w:val="0"/>
               </w:rPr>
-              <w:t xml:space="preserve">Cytotoxin Contamination</w:t>
+              <w:t>Cytotoxin</w:t>
+            </w:r>
+            <w:r>
+              <w:rPr>
+                <w:rFonts w:ascii="Arial" w:cs="Arial" w:eastAsia="Arial" w:hAnsi="Arial"/>
+                <w:b w:val="1"/>
+                <w:rtl w:val="0"/>
+              </w:rPr>
+              <w:t xml:space="preserve"> Contamination</w:t>
             </w:r>
             <w:r>
               <w:rPr>
@@ -8327,7 +8351,7 @@
         <w:rPr>
           <w:rtl w:val="0"/>
         </w:rPr>
-        <w:t>{org.signatory.name}, Director of {org.legal_name}</w:t>
+        <w:t>The Board of {org.legal_name}</w:t>
       </w:r>
     </w:p>
     <w:p>
